--- a/原题/第十二周原题/参数估计.docx
+++ b/原题/第十二周原题/参数估计.docx
@@ -4732,7 +4732,7 @@
                 <w:kern w:val="24"/>
                 <w:szCs w:val="24"/>
               </w:rPr>
-              <m:t>S,</m:t>
+              <m:t>/S,</m:t>
             </m:r>
             <w:bookmarkStart w:id="9" w:name="OLE_LINK6"/>
             <m:sSub>
@@ -4790,7 +4790,7 @@
                 <w:kern w:val="24"/>
                 <w:szCs w:val="24"/>
               </w:rPr>
-              <m:t>S</m:t>
+              <m:t>/S</m:t>
             </m:r>
           </m:e>
         </m:d>
@@ -4894,7 +4894,7 @@
                 <w:kern w:val="24"/>
                 <w:szCs w:val="24"/>
               </w:rPr>
-              <m:t>S</m:t>
+              <m:t>/S</m:t>
             </m:r>
             <m:r>
               <m:rPr>
@@ -5043,7 +5043,7 @@
                 <w:kern w:val="24"/>
                 <w:szCs w:val="24"/>
               </w:rPr>
-              <m:t>S</m:t>
+              <m:t>/S</m:t>
             </m:r>
           </m:e>
         </m:d>
